--- a/dijital/Kim12_tema-3-dijital-unite-sonu-sorulari.docx
+++ b/dijital/Kim12_tema-3-dijital-unite-sonu-sorulari.docx
@@ -2783,6 +2783,646 @@
           <w:lang w:val="tr-TR"/>
         </w:rPr>
         <w:t xml:space="preserve">Cevap: Öğrenci özgün önerisini oluşturur. Örnek: Kuzeye bakan sınıf pencerelerine boyaya duyarlı panellerle çalışan sıcaklık ve ışık sensörleri yerleştirilmesi, bu sensör verileriyle yapay zekâ destekli bir programın ısıtma ve aydınlatmayı ayarlaması, kantinde biyobozunur ambalajların okul bahçesindeki kompostta değerlendirilmesi. Değerlendirmede amacın açık olması, kazanımların (enerji ve atık azalması, maliyet) ve risklerin (donanım atığı, veri gizliliği, kompost koşulları) gerçekçi belirtilmesi, başarının ölçülebilir göstergelerle (aylık elektrik tüketimi, atık miktarı) izlenmesi aranır.</w:t>
+      </w:r>
+    </w:p>
+    <w:p>
+      <w:pPr>
+        <w:jc w:val="both"/>
+        <w:rPr>
+          <w:rFonts w:ascii="Times New Roman" w:hAnsi="Times New Roman" w:cs="Times New Roman"/>
+          <w:lang w:val="tr-TR"/>
+        </w:rPr>
+      </w:pPr>
+      <w:r>
+        <w:rPr>
+          <w:rFonts w:ascii="Times New Roman" w:hAnsi="Times New Roman" w:cs="Times New Roman"/>
+          <w:lang w:val="tr-TR"/>
+        </w:rPr>
+        <w:t xml:space="preserve">15. Aşağıdaki yapılandırılmış gridde güneş pilleri ve biyobozunur polimerlerle ilgili bazı maddeler verilmiştir. Gridi kullanarak soruları yanıtlayınız.</w:t>
+      </w:r>
+    </w:p>
+    <w:tbl>
+      <w:tblPr>
+        <w:tblW w:w="9000" w:type="dxa"/>
+        <w:jc w:val="center"/>
+        <w:tblBorders>
+          <w:top w:val="single" w:sz="4" w:space="0" w:color="auto"/>
+          <w:left w:val="single" w:sz="4" w:space="0" w:color="auto"/>
+          <w:bottom w:val="single" w:sz="4" w:space="0" w:color="auto"/>
+          <w:right w:val="single" w:sz="4" w:space="0" w:color="auto"/>
+          <w:insideH w:val="single" w:sz="4" w:space="0" w:color="auto"/>
+          <w:insideV w:val="single" w:sz="4" w:space="0" w:color="auto"/>
+        </w:tblBorders>
+        <w:tblLayout w:type="fixed"/>
+        <w:tblLook w:val="04A0"/>
+      </w:tblPr>
+      <w:tblGrid>
+        <w:gridCol w:w="3000"/>
+        <w:gridCol w:w="3000"/>
+        <w:gridCol w:w="3000"/>
+      </w:tblGrid>
+      <w:tr>
+        <w:tc>
+          <w:tcPr>
+            <w:tcW w:w="3000" w:type="dxa"/>
+            <w:vAlign w:val="center"/>
+          </w:tcPr>
+          <w:p>
+            <w:pPr>
+              <w:jc w:val="center"/>
+              <w:rPr>
+                <w:rFonts w:ascii="Times New Roman" w:hAnsi="Times New Roman" w:cs="Times New Roman"/>
+                <w:lang w:val="tr-TR"/>
+              </w:rPr>
+            </w:pPr>
+            <w:r>
+              <w:rPr>
+                <w:rFonts w:ascii="Times New Roman" w:hAnsi="Times New Roman" w:cs="Times New Roman"/>
+                <w:lang w:val="tr-TR"/>
+              </w:rPr>
+              <w:t xml:space="preserve">1</w:t>
+            </w:r>
+          </w:p>
+          <w:p>
+            <w:pPr>
+              <w:jc w:val="center"/>
+              <w:rPr>
+                <w:rFonts w:ascii="Times New Roman" w:hAnsi="Times New Roman" w:cs="Times New Roman"/>
+                <w:lang w:val="tr-TR"/>
+              </w:rPr>
+            </w:pPr>
+            <w:r>
+              <w:rPr>
+                <w:rFonts w:ascii="Times New Roman" w:hAnsi="Times New Roman" w:cs="Times New Roman"/>
+                <w:lang w:val="tr-TR"/>
+              </w:rPr>
+              <w:t xml:space="preserve">Böğürtlen özütü (antosiyanin)</w:t>
+            </w:r>
+          </w:p>
+        </w:tc>
+        <w:tc>
+          <w:tcPr>
+            <w:tcW w:w="3000" w:type="dxa"/>
+            <w:vAlign w:val="center"/>
+          </w:tcPr>
+          <w:p>
+            <w:pPr>
+              <w:jc w:val="center"/>
+              <w:rPr>
+                <w:rFonts w:ascii="Times New Roman" w:hAnsi="Times New Roman" w:cs="Times New Roman"/>
+                <w:lang w:val="tr-TR"/>
+              </w:rPr>
+            </w:pPr>
+            <w:r>
+              <w:rPr>
+                <w:rFonts w:ascii="Times New Roman" w:hAnsi="Times New Roman" w:cs="Times New Roman"/>
+                <w:lang w:val="tr-TR"/>
+              </w:rPr>
+              <w:t xml:space="preserve">2</w:t>
+            </w:r>
+          </w:p>
+          <w:p>
+            <w:pPr>
+              <w:jc w:val="center"/>
+              <w:rPr>
+                <w:rFonts w:ascii="Times New Roman" w:hAnsi="Times New Roman" w:cs="Times New Roman"/>
+                <w:lang w:val="tr-TR"/>
+              </w:rPr>
+            </w:pPr>
+            <w:r>
+              <w:rPr>
+                <w:rFonts w:ascii="Times New Roman" w:hAnsi="Times New Roman" w:cs="Times New Roman"/>
+                <w:lang w:val="tr-TR"/>
+              </w:rPr>
+              <w:t xml:space="preserve">Titanyum dioksit</w:t>
+            </w:r>
+          </w:p>
+        </w:tc>
+        <w:tc>
+          <w:tcPr>
+            <w:tcW w:w="3000" w:type="dxa"/>
+            <w:vAlign w:val="center"/>
+          </w:tcPr>
+          <w:p>
+            <w:pPr>
+              <w:jc w:val="center"/>
+              <w:rPr>
+                <w:rFonts w:ascii="Times New Roman" w:hAnsi="Times New Roman" w:cs="Times New Roman"/>
+                <w:lang w:val="tr-TR"/>
+              </w:rPr>
+            </w:pPr>
+            <w:r>
+              <w:rPr>
+                <w:rFonts w:ascii="Times New Roman" w:hAnsi="Times New Roman" w:cs="Times New Roman"/>
+                <w:lang w:val="tr-TR"/>
+              </w:rPr>
+              <w:t xml:space="preserve">3</w:t>
+            </w:r>
+          </w:p>
+          <w:p>
+            <w:pPr>
+              <w:jc w:val="center"/>
+              <w:rPr>
+                <w:rFonts w:ascii="Times New Roman" w:hAnsi="Times New Roman" w:cs="Times New Roman"/>
+                <w:lang w:val="tr-TR"/>
+              </w:rPr>
+            </w:pPr>
+            <w:r>
+              <w:rPr>
+                <w:rFonts w:ascii="Times New Roman" w:hAnsi="Times New Roman" w:cs="Times New Roman"/>
+                <w:lang w:val="tr-TR"/>
+              </w:rPr>
+              <w:t xml:space="preserve">Silisyum</w:t>
+            </w:r>
+          </w:p>
+        </w:tc>
+      </w:tr>
+      <w:tr>
+        <w:trPr>
+          <w:trHeight w:val="900"/>
+        </w:trPr>
+        <w:tc>
+          <w:tcPr>
+            <w:tcW w:w="3000" w:type="dxa"/>
+            <w:vAlign w:val="center"/>
+          </w:tcPr>
+          <w:p>
+            <w:pPr>
+              <w:jc w:val="center"/>
+              <w:rPr>
+                <w:rFonts w:ascii="Times New Roman" w:hAnsi="Times New Roman" w:cs="Times New Roman"/>
+                <w:lang w:val="tr-TR"/>
+              </w:rPr>
+            </w:pPr>
+            <w:r>
+              <w:rPr>
+                <w:rFonts w:ascii="Times New Roman" w:hAnsi="Times New Roman" w:cs="Times New Roman"/>
+                <w:lang w:val="tr-TR"/>
+              </w:rPr>
+              <w:t xml:space="preserve">4</w:t>
+            </w:r>
+          </w:p>
+          <w:p>
+            <w:pPr>
+              <w:jc w:val="center"/>
+              <w:rPr>
+                <w:rFonts w:ascii="Times New Roman" w:hAnsi="Times New Roman" w:cs="Times New Roman"/>
+                <w:lang w:val="tr-TR"/>
+              </w:rPr>
+            </w:pPr>
+            <w:r>
+              <w:rPr>
+                <w:rFonts w:ascii="Times New Roman" w:hAnsi="Times New Roman" w:cs="Times New Roman"/>
+                <w:lang w:val="tr-TR"/>
+              </w:rPr>
+              <w:t xml:space="preserve">İyot/iyodür elektroliti</w:t>
+            </w:r>
+          </w:p>
+        </w:tc>
+        <w:tc>
+          <w:tcPr>
+            <w:tcW w:w="3000" w:type="dxa"/>
+            <w:vAlign w:val="center"/>
+          </w:tcPr>
+          <w:p>
+            <w:pPr>
+              <w:jc w:val="center"/>
+              <w:rPr>
+                <w:rFonts w:ascii="Times New Roman" w:hAnsi="Times New Roman" w:cs="Times New Roman"/>
+                <w:lang w:val="tr-TR"/>
+              </w:rPr>
+            </w:pPr>
+            <w:r>
+              <w:rPr>
+                <w:rFonts w:ascii="Times New Roman" w:hAnsi="Times New Roman" w:cs="Times New Roman"/>
+                <w:lang w:val="tr-TR"/>
+              </w:rPr>
+              <w:t xml:space="preserve">5</w:t>
+            </w:r>
+          </w:p>
+          <w:p>
+            <w:pPr>
+              <w:jc w:val="center"/>
+              <w:rPr>
+                <w:rFonts w:ascii="Times New Roman" w:hAnsi="Times New Roman" w:cs="Times New Roman"/>
+                <w:lang w:val="tr-TR"/>
+              </w:rPr>
+            </w:pPr>
+            <w:r>
+              <w:rPr>
+                <w:rFonts w:ascii="Times New Roman" w:hAnsi="Times New Roman" w:cs="Times New Roman"/>
+                <w:lang w:val="tr-TR"/>
+              </w:rPr>
+              <w:t xml:space="preserve">Nişasta</w:t>
+            </w:r>
+          </w:p>
+        </w:tc>
+        <w:tc>
+          <w:tcPr>
+            <w:tcW w:w="3000" w:type="dxa"/>
+            <w:vAlign w:val="center"/>
+          </w:tcPr>
+          <w:p>
+            <w:pPr>
+              <w:jc w:val="center"/>
+              <w:rPr>
+                <w:rFonts w:ascii="Times New Roman" w:hAnsi="Times New Roman" w:cs="Times New Roman"/>
+                <w:lang w:val="tr-TR"/>
+              </w:rPr>
+            </w:pPr>
+            <w:r>
+              <w:rPr>
+                <w:rFonts w:ascii="Times New Roman" w:hAnsi="Times New Roman" w:cs="Times New Roman"/>
+                <w:lang w:val="tr-TR"/>
+              </w:rPr>
+              <w:t xml:space="preserve">6</w:t>
+            </w:r>
+          </w:p>
+          <w:p>
+            <w:pPr>
+              <w:jc w:val="center"/>
+              <w:rPr>
+                <w:rFonts w:ascii="Times New Roman" w:hAnsi="Times New Roman" w:cs="Times New Roman"/>
+                <w:lang w:val="tr-TR"/>
+              </w:rPr>
+            </w:pPr>
+            <w:r>
+              <w:rPr>
+                <w:rFonts w:ascii="Times New Roman" w:hAnsi="Times New Roman" w:cs="Times New Roman"/>
+                <w:lang w:val="tr-TR"/>
+              </w:rPr>
+              <w:t xml:space="preserve">Gliserin</w:t>
+            </w:r>
+          </w:p>
+        </w:tc>
+      </w:tr>
+      <w:tr>
+        <w:trPr>
+          <w:trHeight w:val="900"/>
+        </w:trPr>
+        <w:tc>
+          <w:tcPr>
+            <w:tcW w:w="3000" w:type="dxa"/>
+            <w:vAlign w:val="center"/>
+          </w:tcPr>
+          <w:p>
+            <w:pPr>
+              <w:jc w:val="center"/>
+              <w:rPr>
+                <w:rFonts w:ascii="Times New Roman" w:hAnsi="Times New Roman" w:cs="Times New Roman"/>
+                <w:lang w:val="tr-TR"/>
+              </w:rPr>
+            </w:pPr>
+            <w:r>
+              <w:rPr>
+                <w:rFonts w:ascii="Times New Roman" w:hAnsi="Times New Roman" w:cs="Times New Roman"/>
+                <w:lang w:val="tr-TR"/>
+              </w:rPr>
+              <w:t xml:space="preserve">7</w:t>
+            </w:r>
+          </w:p>
+          <w:p>
+            <w:pPr>
+              <w:jc w:val="center"/>
+              <w:rPr>
+                <w:rFonts w:ascii="Times New Roman" w:hAnsi="Times New Roman" w:cs="Times New Roman"/>
+                <w:lang w:val="tr-TR"/>
+              </w:rPr>
+            </w:pPr>
+            <w:r>
+              <w:rPr>
+                <w:rFonts w:ascii="Times New Roman" w:hAnsi="Times New Roman" w:cs="Times New Roman"/>
+                <w:lang w:val="tr-TR"/>
+              </w:rPr>
+              <w:t xml:space="preserve">Polietilen</w:t>
+            </w:r>
+          </w:p>
+        </w:tc>
+        <w:tc>
+          <w:tcPr>
+            <w:tcW w:w="3000" w:type="dxa"/>
+            <w:vAlign w:val="center"/>
+          </w:tcPr>
+          <w:p>
+            <w:pPr>
+              <w:jc w:val="center"/>
+              <w:rPr>
+                <w:rFonts w:ascii="Times New Roman" w:hAnsi="Times New Roman" w:cs="Times New Roman"/>
+                <w:lang w:val="tr-TR"/>
+              </w:rPr>
+            </w:pPr>
+            <w:r>
+              <w:rPr>
+                <w:rFonts w:ascii="Times New Roman" w:hAnsi="Times New Roman" w:cs="Times New Roman"/>
+                <w:lang w:val="tr-TR"/>
+              </w:rPr>
+              <w:t xml:space="preserve">8</w:t>
+            </w:r>
+          </w:p>
+          <w:p>
+            <w:pPr>
+              <w:jc w:val="center"/>
+              <w:rPr>
+                <w:rFonts w:ascii="Times New Roman" w:hAnsi="Times New Roman" w:cs="Times New Roman"/>
+                <w:lang w:val="tr-TR"/>
+              </w:rPr>
+            </w:pPr>
+            <w:r>
+              <w:rPr>
+                <w:rFonts w:ascii="Times New Roman" w:hAnsi="Times New Roman" w:cs="Times New Roman"/>
+                <w:lang w:val="tr-TR"/>
+              </w:rPr>
+              <w:t xml:space="preserve">Kitosan</w:t>
+            </w:r>
+          </w:p>
+        </w:tc>
+        <w:tc>
+          <w:tcPr>
+            <w:tcW w:w="3000" w:type="dxa"/>
+            <w:vAlign w:val="center"/>
+          </w:tcPr>
+          <w:p>
+            <w:pPr>
+              <w:jc w:val="center"/>
+              <w:rPr>
+                <w:rFonts w:ascii="Times New Roman" w:hAnsi="Times New Roman" w:cs="Times New Roman"/>
+                <w:lang w:val="tr-TR"/>
+              </w:rPr>
+            </w:pPr>
+            <w:r>
+              <w:rPr>
+                <w:rFonts w:ascii="Times New Roman" w:hAnsi="Times New Roman" w:cs="Times New Roman"/>
+                <w:lang w:val="tr-TR"/>
+              </w:rPr>
+              <w:t xml:space="preserve">9</w:t>
+            </w:r>
+          </w:p>
+          <w:p>
+            <w:pPr>
+              <w:jc w:val="center"/>
+              <w:rPr>
+                <w:rFonts w:ascii="Times New Roman" w:hAnsi="Times New Roman" w:cs="Times New Roman"/>
+                <w:lang w:val="tr-TR"/>
+              </w:rPr>
+            </w:pPr>
+            <w:r>
+              <w:rPr>
+                <w:rFonts w:ascii="Times New Roman" w:hAnsi="Times New Roman" w:cs="Times New Roman"/>
+                <w:lang w:val="tr-TR"/>
+              </w:rPr>
+              <w:t xml:space="preserve">Polilaktik asit (PLA)</w:t>
+            </w:r>
+          </w:p>
+        </w:tc>
+      </w:tr>
+    </w:tbl>
+    <w:p>
+      <w:pPr>
+        <w:jc w:val="both"/>
+        <w:rPr>
+          <w:rFonts w:ascii="Times New Roman" w:hAnsi="Times New Roman" w:cs="Times New Roman"/>
+          <w:lang w:val="tr-TR"/>
+        </w:rPr>
+      </w:pPr>
+      <w:r>
+        <w:rPr>
+          <w:rFonts w:ascii="Times New Roman" w:hAnsi="Times New Roman" w:cs="Times New Roman"/>
+          <w:lang w:val="tr-TR"/>
+        </w:rPr>
+        <w:t xml:space="preserve">a) Boyaya duyarlı güneş hücresinde ışığı soğuran madde hangisidir?</w:t>
+      </w:r>
+    </w:p>
+    <w:p>
+      <w:pPr>
+        <w:ind w:left="720"/>
+        <w:jc w:val="both"/>
+        <w:rPr>
+          <w:rFonts w:ascii="Times New Roman" w:hAnsi="Times New Roman" w:cs="Times New Roman"/>
+          <w:lang w:val="tr-TR"/>
+        </w:rPr>
+      </w:pPr>
+      <w:r>
+        <w:rPr>
+          <w:rFonts w:ascii="Times New Roman" w:hAnsi="Times New Roman" w:cs="Times New Roman"/>
+          <w:lang w:val="tr-TR"/>
+        </w:rPr>
+        <w:t xml:space="preserve">……………………………………………………………………………………………</w:t>
+      </w:r>
+    </w:p>
+    <w:p>
+      <w:pPr>
+        <w:jc w:val="both"/>
+        <w:rPr>
+          <w:rFonts w:ascii="Times New Roman" w:hAnsi="Times New Roman" w:cs="Times New Roman"/>
+          <w:lang w:val="tr-TR"/>
+        </w:rPr>
+      </w:pPr>
+      <w:r>
+        <w:rPr>
+          <w:rFonts w:ascii="Times New Roman" w:hAnsi="Times New Roman" w:cs="Times New Roman"/>
+          <w:lang w:val="tr-TR"/>
+        </w:rPr>
+        <w:t xml:space="preserve">b) Boyaya duyarlı güneş hücresinde uyarılan boyadan gelen elektronları ileten yarı iletken hangisidir?</w:t>
+      </w:r>
+    </w:p>
+    <w:p>
+      <w:pPr>
+        <w:ind w:left="720"/>
+        <w:jc w:val="both"/>
+        <w:rPr>
+          <w:rFonts w:ascii="Times New Roman" w:hAnsi="Times New Roman" w:cs="Times New Roman"/>
+          <w:lang w:val="tr-TR"/>
+        </w:rPr>
+      </w:pPr>
+      <w:r>
+        <w:rPr>
+          <w:rFonts w:ascii="Times New Roman" w:hAnsi="Times New Roman" w:cs="Times New Roman"/>
+          <w:lang w:val="tr-TR"/>
+        </w:rPr>
+        <w:t xml:space="preserve">……………………………………………………………………………………………</w:t>
+      </w:r>
+    </w:p>
+    <w:p>
+      <w:pPr>
+        <w:jc w:val="both"/>
+        <w:rPr>
+          <w:rFonts w:ascii="Times New Roman" w:hAnsi="Times New Roman" w:cs="Times New Roman"/>
+          <w:lang w:val="tr-TR"/>
+        </w:rPr>
+      </w:pPr>
+      <w:r>
+        <w:rPr>
+          <w:rFonts w:ascii="Times New Roman" w:hAnsi="Times New Roman" w:cs="Times New Roman"/>
+          <w:lang w:val="tr-TR"/>
+        </w:rPr>
+        <w:t xml:space="preserve">c) Boyanın verdiği elektronların yerine boyaya elektron veren tür hangisidir?</w:t>
+      </w:r>
+    </w:p>
+    <w:p>
+      <w:pPr>
+        <w:ind w:left="720"/>
+        <w:jc w:val="both"/>
+        <w:rPr>
+          <w:rFonts w:ascii="Times New Roman" w:hAnsi="Times New Roman" w:cs="Times New Roman"/>
+          <w:lang w:val="tr-TR"/>
+        </w:rPr>
+      </w:pPr>
+      <w:r>
+        <w:rPr>
+          <w:rFonts w:ascii="Times New Roman" w:hAnsi="Times New Roman" w:cs="Times New Roman"/>
+          <w:lang w:val="tr-TR"/>
+        </w:rPr>
+        <w:t xml:space="preserve">……………………………………………………………………………………………</w:t>
+      </w:r>
+    </w:p>
+    <w:p>
+      <w:pPr>
+        <w:jc w:val="both"/>
+        <w:rPr>
+          <w:rFonts w:ascii="Times New Roman" w:hAnsi="Times New Roman" w:cs="Times New Roman"/>
+          <w:lang w:val="tr-TR"/>
+        </w:rPr>
+      </w:pPr>
+      <w:r>
+        <w:rPr>
+          <w:rFonts w:ascii="Times New Roman" w:hAnsi="Times New Roman" w:cs="Times New Roman"/>
+          <w:lang w:val="tr-TR"/>
+        </w:rPr>
+        <w:t xml:space="preserve">ç) Geleneksel güneş pillerinin temel maddesi hangisidir?</w:t>
+      </w:r>
+    </w:p>
+    <w:p>
+      <w:pPr>
+        <w:ind w:left="720"/>
+        <w:jc w:val="both"/>
+        <w:rPr>
+          <w:rFonts w:ascii="Times New Roman" w:hAnsi="Times New Roman" w:cs="Times New Roman"/>
+          <w:lang w:val="tr-TR"/>
+        </w:rPr>
+      </w:pPr>
+      <w:r>
+        <w:rPr>
+          <w:rFonts w:ascii="Times New Roman" w:hAnsi="Times New Roman" w:cs="Times New Roman"/>
+          <w:lang w:val="tr-TR"/>
+        </w:rPr>
+        <w:t xml:space="preserve">……………………………………………………………………………………………</w:t>
+      </w:r>
+    </w:p>
+    <w:p>
+      <w:pPr>
+        <w:jc w:val="both"/>
+        <w:rPr>
+          <w:rFonts w:ascii="Times New Roman" w:hAnsi="Times New Roman" w:cs="Times New Roman"/>
+          <w:lang w:val="tr-TR"/>
+        </w:rPr>
+      </w:pPr>
+      <w:r>
+        <w:rPr>
+          <w:rFonts w:ascii="Times New Roman" w:hAnsi="Times New Roman" w:cs="Times New Roman"/>
+          <w:lang w:val="tr-TR"/>
+        </w:rPr>
+        <w:t xml:space="preserve">d) Biyopolimerler hangileridir?</w:t>
+      </w:r>
+    </w:p>
+    <w:p>
+      <w:pPr>
+        <w:ind w:left="720"/>
+        <w:jc w:val="both"/>
+        <w:rPr>
+          <w:rFonts w:ascii="Times New Roman" w:hAnsi="Times New Roman" w:cs="Times New Roman"/>
+          <w:lang w:val="tr-TR"/>
+        </w:rPr>
+      </w:pPr>
+      <w:r>
+        <w:rPr>
+          <w:rFonts w:ascii="Times New Roman" w:hAnsi="Times New Roman" w:cs="Times New Roman"/>
+          <w:lang w:val="tr-TR"/>
+        </w:rPr>
+        <w:t xml:space="preserve">……………………………………………………………………………………………</w:t>
+      </w:r>
+    </w:p>
+    <w:p>
+      <w:pPr>
+        <w:jc w:val="both"/>
+        <w:rPr>
+          <w:rFonts w:ascii="Times New Roman" w:hAnsi="Times New Roman" w:cs="Times New Roman"/>
+          <w:lang w:val="tr-TR"/>
+        </w:rPr>
+      </w:pPr>
+      <w:r>
+        <w:rPr>
+          <w:rFonts w:ascii="Times New Roman" w:hAnsi="Times New Roman" w:cs="Times New Roman"/>
+          <w:lang w:val="tr-TR"/>
+        </w:rPr>
+        <w:t xml:space="preserve">e) Biyobozunur olmayan polimer hangisidir?</w:t>
+      </w:r>
+    </w:p>
+    <w:p>
+      <w:pPr>
+        <w:ind w:left="720"/>
+        <w:jc w:val="both"/>
+        <w:rPr>
+          <w:rFonts w:ascii="Times New Roman" w:hAnsi="Times New Roman" w:cs="Times New Roman"/>
+          <w:lang w:val="tr-TR"/>
+        </w:rPr>
+      </w:pPr>
+      <w:r>
+        <w:rPr>
+          <w:rFonts w:ascii="Times New Roman" w:hAnsi="Times New Roman" w:cs="Times New Roman"/>
+          <w:lang w:val="tr-TR"/>
+        </w:rPr>
+        <w:t xml:space="preserve">……………………………………………………………………………………………</w:t>
+      </w:r>
+    </w:p>
+    <w:p>
+      <w:pPr>
+        <w:jc w:val="both"/>
+        <w:rPr>
+          <w:rFonts w:ascii="Times New Roman" w:hAnsi="Times New Roman" w:cs="Times New Roman"/>
+          <w:lang w:val="tr-TR"/>
+        </w:rPr>
+      </w:pPr>
+      <w:r>
+        <w:rPr>
+          <w:rFonts w:ascii="Times New Roman" w:hAnsi="Times New Roman" w:cs="Times New Roman"/>
+          <w:lang w:val="tr-TR"/>
+        </w:rPr>
+        <w:t xml:space="preserve">f) Biyoplastik eldesinde plastikleştirici olarak kullanılan madde hangisidir?</w:t>
+      </w:r>
+    </w:p>
+    <w:p>
+      <w:pPr>
+        <w:ind w:left="720"/>
+        <w:jc w:val="both"/>
+        <w:rPr>
+          <w:rFonts w:ascii="Times New Roman" w:hAnsi="Times New Roman" w:cs="Times New Roman"/>
+          <w:lang w:val="tr-TR"/>
+        </w:rPr>
+      </w:pPr>
+      <w:r>
+        <w:rPr>
+          <w:rFonts w:ascii="Times New Roman" w:hAnsi="Times New Roman" w:cs="Times New Roman"/>
+          <w:lang w:val="tr-TR"/>
+        </w:rPr>
+        <w:t xml:space="preserve">……………………………………………………………………………………………</w:t>
+      </w:r>
+    </w:p>
+    <w:p>
+      <w:pPr>
+        <w:ind w:left="720"/>
+        <w:jc w:val="both"/>
+        <w:rPr>
+          <w:rFonts w:ascii="Times New Roman" w:hAnsi="Times New Roman" w:cs="Times New Roman"/>
+          <w:lang w:val="tr-TR"/>
+        </w:rPr>
+      </w:pPr>
+      <w:r>
+        <w:rPr>
+          <w:rFonts w:ascii="Times New Roman" w:hAnsi="Times New Roman" w:cs="Times New Roman"/>
+          <w:color w:val="FF0000"/>
+          <w:lang w:val="tr-TR"/>
+        </w:rPr>
+        <w:t xml:space="preserve">Cevap: a) 1  b) 2  c) 4  ç) 3  d) 5, 8, 9  e) 7  f) 6</w:t>
       </w:r>
     </w:p>
     <w:p>

--- a/dijital/Kim12_tema-3-dijital-unite-sonu-sorulari.docx
+++ b/dijital/Kim12_tema-3-dijital-unite-sonu-sorulari.docx
@@ -3189,7 +3189,7 @@
           <w:rFonts w:ascii="Times New Roman" w:hAnsi="Times New Roman" w:cs="Times New Roman"/>
           <w:lang w:val="tr-TR"/>
         </w:rPr>
-        <w:t xml:space="preserve">a) Boyaya duyarlı güneş hücresinde ışığı soğuran madde hangisidir?</w:t>
+        <w:t xml:space="preserve">a. Boyaya duyarlı güneş hücresinde ışığı soğuran madde hangisidir?</w:t>
       </w:r>
     </w:p>
     <w:p>
@@ -3222,7 +3222,7 @@
           <w:rFonts w:ascii="Times New Roman" w:hAnsi="Times New Roman" w:cs="Times New Roman"/>
           <w:lang w:val="tr-TR"/>
         </w:rPr>
-        <w:t xml:space="preserve">b) Boyaya duyarlı güneş hücresinde uyarılan boyadan gelen elektronları ileten yarı iletken hangisidir?</w:t>
+        <w:t xml:space="preserve">b. Boyaya duyarlı güneş hücresinde uyarılan boyadan gelen elektronları ileten yarı iletken hangisidir?</w:t>
       </w:r>
     </w:p>
     <w:p>
@@ -3255,7 +3255,7 @@
           <w:rFonts w:ascii="Times New Roman" w:hAnsi="Times New Roman" w:cs="Times New Roman"/>
           <w:lang w:val="tr-TR"/>
         </w:rPr>
-        <w:t xml:space="preserve">c) Boyanın verdiği elektronların yerine boyaya elektron veren tür hangisidir?</w:t>
+        <w:t xml:space="preserve">c. Boyanın verdiği elektronların yerine boyaya elektron veren tür hangisidir?</w:t>
       </w:r>
     </w:p>
     <w:p>
@@ -3288,7 +3288,7 @@
           <w:rFonts w:ascii="Times New Roman" w:hAnsi="Times New Roman" w:cs="Times New Roman"/>
           <w:lang w:val="tr-TR"/>
         </w:rPr>
-        <w:t xml:space="preserve">ç) Geleneksel güneş pillerinin temel maddesi hangisidir?</w:t>
+        <w:t xml:space="preserve">ç. Geleneksel güneş pillerinin temel maddesi hangisidir?</w:t>
       </w:r>
     </w:p>
     <w:p>
@@ -3321,7 +3321,7 @@
           <w:rFonts w:ascii="Times New Roman" w:hAnsi="Times New Roman" w:cs="Times New Roman"/>
           <w:lang w:val="tr-TR"/>
         </w:rPr>
-        <w:t xml:space="preserve">d) Biyopolimerler hangileridir?</w:t>
+        <w:t xml:space="preserve">d. Biyopolimerler hangileridir?</w:t>
       </w:r>
     </w:p>
     <w:p>
@@ -3354,7 +3354,7 @@
           <w:rFonts w:ascii="Times New Roman" w:hAnsi="Times New Roman" w:cs="Times New Roman"/>
           <w:lang w:val="tr-TR"/>
         </w:rPr>
-        <w:t xml:space="preserve">e) Biyobozunur olmayan polimer hangisidir?</w:t>
+        <w:t xml:space="preserve">e. Biyobozunur olmayan polimer hangisidir?</w:t>
       </w:r>
     </w:p>
     <w:p>
@@ -3387,7 +3387,7 @@
           <w:rFonts w:ascii="Times New Roman" w:hAnsi="Times New Roman" w:cs="Times New Roman"/>
           <w:lang w:val="tr-TR"/>
         </w:rPr>
-        <w:t xml:space="preserve">f) Biyoplastik eldesinde plastikleştirici olarak kullanılan madde hangisidir?</w:t>
+        <w:t xml:space="preserve">f. Biyoplastik eldesinde plastikleştirici olarak kullanılan madde hangisidir?</w:t>
       </w:r>
     </w:p>
     <w:p>
@@ -3422,7 +3422,7 @@
           <w:color w:val="FF0000"/>
           <w:lang w:val="tr-TR"/>
         </w:rPr>
-        <w:t xml:space="preserve">Cevap: a) 1  b) 2  c) 4  ç) 3  d) 5, 8, 9  e) 7  f) 6</w:t>
+        <w:t xml:space="preserve">Cevap: a. 1  b. 2  c. 4  ç. 3  d. 5, 8, 9  e. 7  f. 6</w:t>
       </w:r>
     </w:p>
     <w:p>

--- a/dijital/Kim12_tema-3-dijital-unite-sonu-sorulari.docx
+++ b/dijital/Kim12_tema-3-dijital-unite-sonu-sorulari.docx
@@ -199,33 +199,6 @@
       <w:r>
         <w:rPr>
           <w:rFonts w:ascii="Times New Roman" w:hAnsi="Times New Roman" w:cs="Times New Roman"/>
-          <w:b/>
-          <w:bCs/>
-          <w:highlight w:val="yellow"/>
-          <w:lang w:val="tr-TR"/>
-        </w:rPr>
-        <w:t xml:space="preserve">NOT: </w:t>
-      </w:r>
-      <w:r>
-        <w:rPr>
-          <w:rFonts w:ascii="Times New Roman" w:hAnsi="Times New Roman" w:cs="Times New Roman"/>
-          <w:highlight w:val="yellow"/>
-          <w:lang w:val="tr-TR"/>
-        </w:rPr>
-        <w:t xml:space="preserve">Grafikteki veriler öğretim amaçlı olarak düzenlenmiştir.</w:t>
-      </w:r>
-    </w:p>
-    <w:p>
-      <w:pPr>
-        <w:jc w:val="both"/>
-        <w:rPr>
-          <w:rFonts w:ascii="Times New Roman" w:hAnsi="Times New Roman" w:cs="Times New Roman"/>
-          <w:lang w:val="tr-TR"/>
-        </w:rPr>
-      </w:pPr>
-      <w:r>
-        <w:rPr>
-          <w:rFonts w:ascii="Times New Roman" w:hAnsi="Times New Roman" w:cs="Times New Roman"/>
           <w:lang w:val="tr-TR"/>
         </w:rPr>
         <w:t xml:space="preserve">1. Öğrencinin araştırması için bir araştırma sorusu yazınız. Araştırmadaki bağımsız, bağımlı ve kontrol değişkenlerini belirleyiniz.</w:t>
@@ -1225,33 +1198,6 @@
       <w:r>
         <w:rPr>
           <w:rFonts w:ascii="Times New Roman" w:hAnsi="Times New Roman" w:cs="Times New Roman"/>
-          <w:b/>
-          <w:bCs/>
-          <w:highlight w:val="yellow"/>
-          <w:lang w:val="tr-TR"/>
-        </w:rPr>
-        <w:t xml:space="preserve">NOT: </w:t>
-      </w:r>
-      <w:r>
-        <w:rPr>
-          <w:rFonts w:ascii="Times New Roman" w:hAnsi="Times New Roman" w:cs="Times New Roman"/>
-          <w:highlight w:val="yellow"/>
-          <w:lang w:val="tr-TR"/>
-        </w:rPr>
-        <w:t xml:space="preserve">Tablodaki veriler öğretim amaçlı olarak düzenlenmiştir.</w:t>
-      </w:r>
-    </w:p>
-    <w:p>
-      <w:pPr>
-        <w:jc w:val="both"/>
-        <w:rPr>
-          <w:rFonts w:ascii="Times New Roman" w:hAnsi="Times New Roman" w:cs="Times New Roman"/>
-          <w:lang w:val="tr-TR"/>
-        </w:rPr>
-      </w:pPr>
-      <w:r>
-        <w:rPr>
-          <w:rFonts w:ascii="Times New Roman" w:hAnsi="Times New Roman" w:cs="Times New Roman"/>
           <w:lang w:val="tr-TR"/>
         </w:rPr>
         <w:t xml:space="preserve">5. Kooperatifin biyopolimer kaplama denemesine ilişkin amacını yazınız. Bu amaca uygun bilgi toplamak için başvurulabilecek iki güvenilir kaynak türü belirtiniz.</w:t>
@@ -2161,33 +2107,6 @@
           <w:lang w:val="tr-TR"/>
         </w:rPr>
       </w:pPr>
-    </w:p>
-    <w:p>
-      <w:pPr>
-        <w:jc w:val="both"/>
-        <w:rPr>
-          <w:rFonts w:ascii="Times New Roman" w:hAnsi="Times New Roman" w:cs="Times New Roman"/>
-          <w:lang w:val="tr-TR"/>
-        </w:rPr>
-      </w:pPr>
-      <w:r>
-        <w:rPr>
-          <w:rFonts w:ascii="Times New Roman" w:hAnsi="Times New Roman" w:cs="Times New Roman"/>
-          <w:b/>
-          <w:bCs/>
-          <w:highlight w:val="yellow"/>
-          <w:lang w:val="tr-TR"/>
-        </w:rPr>
-        <w:t xml:space="preserve">NOT: </w:t>
-      </w:r>
-      <w:r>
-        <w:rPr>
-          <w:rFonts w:ascii="Times New Roman" w:hAnsi="Times New Roman" w:cs="Times New Roman"/>
-          <w:highlight w:val="yellow"/>
-          <w:lang w:val="tr-TR"/>
-        </w:rPr>
-        <w:t xml:space="preserve">Tablodaki veriler öğretim amaçlı olarak düzenlenmiştir.</w:t>
-      </w:r>
     </w:p>
     <w:p>
       <w:pPr>
